--- a/Explainable_WBC_Final_Project_Report.docx
+++ b/Explainable_WBC_Final_Project_Report.docx
@@ -27,18 +27,10 @@
         <w:jc w:val="center"/>
       </w:pPr>
       <w:r>
-        <w:rPr>
-          <w:b/>
-        </w:rPr>
-        <w:br/>
-        <w:t>Final-Year Project Technical Report</w:t>
-        <w:br/>
-      </w:r>
-      <w:r>
         <w:t>Implementation, Evaluation, Explainability and Deployment</w:t>
         <w:br/>
-      </w:r>
-      <w:r>
+        <w:t>Updated with full TestA MobileNetV3-Small evaluation and CellScope AI interface results</w:t>
+        <w:br/>
         <w:t>Generated from the verified project workspace | 21 October 2026</w:t>
       </w:r>
     </w:p>
@@ -825,7 +817,7 @@
     </w:p>
     <w:p>
       <w:r>
-        <w:t>The saved baseline checkpoint was trained for five epochs with image size 128, batch size 32, learning rate 0.001, class weighting enabled, seed 42 and subset fraction 0.15. The saved evaluation report contains 650 held-out samples from the configured evaluation run.</w:t>
+        <w:t>The recommended MobileNetV3-Small checkpoint was evaluated on all 4,339 held-out TestA images. The original baseline CNN achieved 77.85% accuracy and 0.5925 macro-F1 on its saved evaluation, while MobileNetV3-Small achieved 91.31% accuracy, 0.8480 macro precision, 0.9166 macro recall, 0.8761 macro-F1, 0.9914 macro ROC-AUC and 2.62 ms average CPU latency per image.</w:t>
       </w:r>
     </w:p>
     <w:tbl>
@@ -1424,7 +1416,7 @@
     <w:p/>
     <w:p>
       <w:r>
-        <w:t>The baseline shows strong Neutrophil and Basophil results in this saved subset but weak Eosinophil recall and moderate Monocyte precision. Accuracy alone would hide this minority-class weakness. The saved MobileNetV3-Small history reached validation macro-F1 0.8931 at epoch 4 on its 15% training configuration; a comparable held-out TestA metrics report should be generated before making a final architecture claim.</w:t>
+        <w:t>MobileNetV3-Small improved macro-F1 by 28.36 percentage points over the baseline. Its per-class F1 scores were Basophil 0.9944, Eosinophil 0.7430, Lymphocyte 0.9378, Monocyte 0.7648 and Neutrophil 0.9405. Eosinophil and Monocyte remain the most challenging classes, but their recall and overall balance are substantially stronger than in the baseline run.</w:t>
       </w:r>
     </w:p>
     <w:p>
@@ -1629,7 +1621,7 @@
         <w:pStyle w:val="ListBullet"/>
       </w:pPr>
       <w:r>
-        <w:t>The current saved baseline result uses a 15% representative subset and should not be presented as the final full-dataset benchmark.</w:t>
+        <w:t>The updated MobileNetV3-Small result uses the complete held-out TestA benchmark of 4,339 images. It should still be interpreted as a benchmark result rather than evidence of clinical generalization.</w:t>
       </w:r>
     </w:p>
     <w:p>
@@ -1637,7 +1629,7 @@
         <w:pStyle w:val="ListBullet"/>
       </w:pPr>
       <w:r>
-        <w:t>Eosinophil recall is low in the saved baseline run, demonstrating that class imbalance remains a practical issue.</w:t>
+        <w:t>Class imbalance remains a practical issue, especially for Eosinophil precision and Monocyte performance. Balanced class-weighted Cross-Entropy, transfer learning and macro-F1 model selection were used to reduce this effect.</w:t>
       </w:r>
     </w:p>
     <w:p>
@@ -1763,7 +1755,30 @@
     </w:p>
     <w:p>
       <w:r>
-        <w:t>The project delivers a real, modular and explainable WBC classification pipeline rather than a UI-only prototype. It includes data inspection, reproducible preprocessing, two model architectures, checkpointing, held-out evaluation, Grad-CAM, calibration utilities, quality safeguards, a Streamlit application, an API and automated tests. The next technical priority is to complete full-data training and held-out evaluation for both architectures, calibrate the selected model using validation data only, and report confidence intervals or repeated-seed results. Group-aware splitting and external validation should be considered before any claim of clinical generalization.</w:t>
+        <w:t>The project delivers a modular and explainable WBC classification pipeline rather than a UI-only prototype. It includes data inspection, reproducible preprocessing, two model architectures, checkpointing, full held-out evaluation, Grad-CAM, calibration utilities, quality safeguards, the modernized CellScope AI Streamlit application, an API and automated tests. MobileNetV3-Small is the recommended model based on 91.31% TestA accuracy and 0.8761 macro-F1. Future work should include group-aware splitting, external validation, confidence intervals and prospective clinical evaluation before any clinical deployment claim.</w:t>
+      </w:r>
+    </w:p>
+    <w:p>
+      <w:r>
+        <w:t>Validation completed with 12/12 automated tests passing, Python compilation passing and a Streamlit smoke server returning HTTP 200. These results do not remove the academic-only limitation: scores and explanations are not clinical certainty.</w:t>
+      </w:r>
+    </w:p>
+    <w:p>
+      <w:r>
+        <w:t>Single-cell predictions now show the predicted class, confidence, runner-up class and confidence margin. A close-call warning is shown when the top two classes are near each other, prompting review of Grad-CAM and the morphology guide. Batch CSV exports include the same uncertainty fields.</w:t>
+      </w:r>
+    </w:p>
+    <w:p>
+      <w:r>
+        <w:t>The Streamlit interface was refreshed as CellScope AI with a modern gradient hero section, feature cards, improved spacing, responsive layout and project-root based resource paths. MobileNetV3-Small is selected by default while the baseline remains available for comparison.</w:t>
+      </w:r>
+    </w:p>
+    <w:p>
+      <w:pPr>
+        <w:pStyle w:val="Heading2"/>
+      </w:pPr>
+      <w:r>
+        <w:t>Updated Interface and Reliability Features</w:t>
       </w:r>
     </w:p>
     <w:p>
